--- a/INSTRUCOES_CORRECAO_DRAKE_PT.docx
+++ b/INSTRUCOES_CORRECAO_DRAKE_PT.docx
@@ -21,13 +21,13 @@
       </w:r>
     </w:p>
     <w:bookmarkEnd w:id="20"/>
-    <w:bookmarkStart w:id="21" w:name="Xa45f8c5d6edd616a8b7b2d21ae23140371552d9"/>
+    <w:bookmarkStart w:id="21" w:name="Xb4d251b5e9c64db78139c8e1bcb57f00838946a"/>
     <w:p>
       <w:pPr>
         <w:pStyle w:val="Heading2"/>
       </w:pPr>
       <w:r>
-        <w:t xml:space="preserve">Preparado para: Isabel Raimundo, EA | Data: 7 de junho de 2026</w:t>
+        <w:t xml:space="preserve">Preparado para: Eliana Machado de Almeida | Data: 7 de junho de 2026</w:t>
       </w:r>
     </w:p>
     <w:p>
@@ -5827,13 +5827,13 @@
     </w:p>
     <w:bookmarkEnd w:id="40"/>
     <w:bookmarkEnd w:id="41"/>
-    <w:bookmarkStart w:id="42" w:name="observações-importantes-para-isabel"/>
+    <w:bookmarkStart w:id="42" w:name="observações-importantes"/>
     <w:p>
       <w:pPr>
         <w:pStyle w:val="Heading2"/>
       </w:pPr>
       <w:r>
-        <w:t xml:space="preserve">OBSERVAÇÕES IMPORTANTES PARA ISABEL</w:t>
+        <w:t xml:space="preserve">OBSERVAÇÕES IMPORTANTES</w:t>
       </w:r>
     </w:p>
     <w:p>
@@ -5988,7 +5988,7 @@
           <w:iCs/>
           <w:i/>
         </w:rPr>
-        <w:t xml:space="preserve">Arquivo de Correção no Drake preparado por: Advance Tax Services Accountants Inc | 7 de junho de 2026</w:t>
+        <w:t xml:space="preserve">Arquivo de Correção no Drake preparado em: 7 de junho de 2026</w:t>
       </w:r>
       <w:r>
         <w:t xml:space="preserve"> </w:t>
@@ -5998,17 +5998,7 @@
           <w:iCs/>
           <w:i/>
         </w:rPr>
-        <w:t xml:space="preserve">Para uso de: Isabel Raimundo, EA — Advance Tax Services Accountants Inc</w:t>
-      </w:r>
-      <w:r>
-        <w:t xml:space="preserve"> </w:t>
-      </w:r>
-      <w:r>
-        <w:rPr>
-          <w:iCs/>
-          <w:i/>
-        </w:rPr>
-        <w:t xml:space="preserve">PTIN: P02482553 | Tel: 781-759-2202</w:t>
+        <w:t xml:space="preserve">Para: Eliana Machado de Almeida | 7 Briarwood Drive, Edgartown MA 02539</w:t>
       </w:r>
     </w:p>
     <w:bookmarkEnd w:id="42"/>

--- a/INSTRUCOES_CORRECAO_DRAKE_PT.docx
+++ b/INSTRUCOES_CORRECAO_DRAKE_PT.docx
@@ -510,7 +510,7 @@
         <w:pStyle w:val="FirstParagraph"/>
       </w:pPr>
       <w:r>
-        <w:t xml:space="preserve">Dois erros foram identificados na declaração original:</w:t>
+        <w:t xml:space="preserve">Após revisão, duas discrepâncias foram identificadas na declaração original:</w:t>
       </w:r>
     </w:p>
     <w:tbl>
@@ -5905,7 +5905,7 @@
           <w:bCs/>
           <w:b/>
         </w:rPr>
-        <w:t xml:space="preserve">Assinatura de Eliana:</w:t>
+        <w:t xml:space="preserve">Minha assinatura:</w:t>
       </w:r>
       <w:r>
         <w:t xml:space="preserve"> </w:t>
@@ -5932,7 +5932,7 @@
         <w:t xml:space="preserve"> </w:t>
       </w:r>
       <w:r>
-        <w:t xml:space="preserve">Caso Eliana ainda não tenha pago os $14.379 originais, ela deve pagar pelo menos esse valor agora para interromper o acúmulo de juros, e em seguida pagar os $3.799 adicionais quando o Form 1040-X for apresentado.</w:t>
+        <w:t xml:space="preserve">Caso eu ainda não tenha pago os $14.379 originais, devo pagar pelo menos esse valor agora para interromper o acúmulo de juros, e em seguida pagar os $3.799 adicionais quando o Form 1040-X for apresentado.</w:t>
       </w:r>
     </w:p>
     <w:p>
